--- a/lars/Next/Lars_Jansen.docx
+++ b/lars/Next/Lars_Jansen.docx
@@ -49,7 +49,18 @@
           <w:sz w:val="19"/>
           <w:szCs w:val="19"/>
         </w:rPr>
-        <w:t xml:space="preserve"> | Angular Frontend | 10+years</w:t>
+        <w:t xml:space="preserve"> </w:t>
+      </w:r>
+      <w:bookmarkStart w:id="0" w:name="_GoBack"/>
+      <w:bookmarkEnd w:id="0"/>
+      <w:r>
+        <w:rPr>
+          <w:rFonts w:ascii="Arial" w:eastAsia="Arial" w:hAnsi="Arial" w:cs="Arial"/>
+          <w:color w:val="555555"/>
+          <w:sz w:val="19"/>
+          <w:szCs w:val="19"/>
+        </w:rPr>
+        <w:t>| 10+years</w:t>
       </w:r>
     </w:p>
     <w:tbl>
@@ -3747,16 +3758,7 @@
           <w:rFonts w:ascii="Arial" w:hAnsi="Arial" w:cs="Arial"/>
           <w:sz w:val="18"/>
         </w:rPr>
-        <w:t>I improved performance by reducing bundle weight through route-level code splitting and dynamic imports, then stabilized user interactions with cached qu</w:t>
-      </w:r>
-      <w:bookmarkStart w:id="0" w:name="_GoBack"/>
-      <w:bookmarkEnd w:id="0"/>
-      <w:r>
-        <w:rPr>
-          <w:rFonts w:ascii="Arial" w:hAnsi="Arial" w:cs="Arial"/>
-          <w:sz w:val="18"/>
-        </w:rPr>
-        <w:t>eries and optimistic updates for status changes.</w:t>
+        <w:t>I improved performance by reducing bundle weight through route-level code splitting and dynamic imports, then stabilized user interactions with cached queries and optimistic updates for status changes.</w:t>
       </w:r>
     </w:p>
     <w:sectPr>
